--- a/2. Modelo inicial JEC.docx
+++ b/2. Modelo inicial JEC.docx
@@ -38,7 +38,31 @@
           <w:b/>
           <w:bCs/>
         </w:rPr>
-        <w:t>EXMO. SR. DR. JUIZ DE DIREITO DA [COMARCA]</w:t>
+        <w:t>AO JUIZADO ESPECIAL C</w:t>
+      </w:r>
+      <w:r>
+        <w:rPr>
+          <w:rFonts w:ascii="Garamond" w:hAnsi="Garamond" w:hint="cs"/>
+          <w:b/>
+          <w:bCs/>
+        </w:rPr>
+        <w:t>Í</w:t>
+      </w:r>
+      <w:r>
+        <w:rPr>
+          <w:rFonts w:ascii="Garamond" w:hAnsi="Garamond"/>
+          <w:b/>
+          <w:bCs/>
+        </w:rPr>
+        <w:t xml:space="preserve">VEL DA COMARCA DE </w:t>
+      </w:r>
+      <w:r>
+        <w:rPr>
+          <w:rFonts w:ascii="Garamond" w:hAnsi="Garamond"/>
+          <w:b/>
+          <w:bCs/>
+        </w:rPr>
+        <w:t>[COMARCA]</w:t>
       </w:r>
     </w:p>
     <w:p>
@@ -629,18 +653,36 @@
         </w:rPr>
       </w:pPr>
       <w:r>
-        <w:t xml:space="preserve">No mais, ressalta-se que o executado possui contato telefônico, inclusive com </w:t>
-      </w:r>
-      <w:proofErr w:type="spellStart"/>
-      <w:r>
-        <w:t>whatsapp</w:t>
-      </w:r>
-      <w:proofErr w:type="spellEnd"/>
-      <w:r>
-        <w:t xml:space="preserve"> e cadastrado como chave PIX, </w:t>
-      </w:r>
-      <w:r>
-        <w:t>sendo possível a citação eletrônica pelo seguinte número: [TELEFONE_DEVEDOR].</w:t>
+        <w:rPr>
+          <w:rFonts w:ascii="Garamond" w:eastAsia="Garamond" w:hAnsi="Garamond" w:cs="Garamond"/>
+          <w:color w:val="000000" w:themeColor="text1"/>
+        </w:rPr>
+        <w:t>O pedido supracitado, tem por justificativa o crescimento acentuado da utilização das tecnologias e a popularização exponencial dos meios eletrônicos de comunicação, assim restou ao Poder Judiciário a adaptação à realidade da população. Desta forma, a fim de acompanhar as transformações e necessidades de nossa sociedade, a Lei 14.195/21 alterou a redação do Artigo 246 do Código de Processo Civil, que passou a ser lido da seguinte forma:</w:t>
+      </w:r>
+    </w:p>
+    <w:p>
+      <w:pPr>
+        <w:tabs>
+          <w:tab w:val="left" w:pos="9463"/>
+        </w:tabs>
+        <w:spacing w:before="240" w:line="240" w:lineRule="auto"/>
+        <w:ind w:left="2880"/>
+        <w:jc w:val="both"/>
+        <w:rPr>
+          <w:rFonts w:ascii="Garamond" w:eastAsia="Garamond" w:hAnsi="Garamond" w:cs="Garamond"/>
+          <w:color w:val="000000" w:themeColor="text1"/>
+          <w:sz w:val="22"/>
+          <w:szCs w:val="22"/>
+        </w:rPr>
+      </w:pPr>
+      <w:r>
+        <w:rPr>
+          <w:rFonts w:ascii="Garamond" w:eastAsia="Garamond" w:hAnsi="Garamond" w:cs="Garamond"/>
+          <w:color w:val="000000" w:themeColor="text1"/>
+          <w:sz w:val="22"/>
+          <w:szCs w:val="22"/>
+        </w:rPr>
+        <w:t>Art. 246. A citação será feita preferencialmente por meio eletrônico, no prazo de até 2 (dois) dias úteis, contado da decisão que a determinar, por meio dos endereços eletrônicos indicados pelo citando no banco de dados do Poder Judiciário, conforme regulamento do Conselho Nacional de Justiça.</w:t>
       </w:r>
     </w:p>
     <w:p>
@@ -661,53 +703,7 @@
           <w:rFonts w:ascii="Garamond" w:eastAsia="Garamond" w:hAnsi="Garamond" w:cs="Garamond"/>
           <w:color w:val="000000" w:themeColor="text1"/>
         </w:rPr>
-        <w:t>O pedido supracitado, tem por justificativa o crescimento acentuado da utilização das tecnologias e a popularização exponencial dos meios eletrônicos de comunicação, assim restou ao Poder Judiciário a adaptação à realidade da população. Desta forma, a fim de acompanhar as transformações e necessidades de nossa sociedade, a Lei 14.195/21 alterou a redação do Artigo 246 do Código de Processo Civil, que passou a ser lido da seguinte forma:</w:t>
-      </w:r>
-    </w:p>
-    <w:p>
-      <w:pPr>
-        <w:tabs>
-          <w:tab w:val="left" w:pos="9463"/>
-        </w:tabs>
-        <w:spacing w:before="240" w:line="240" w:lineRule="auto"/>
-        <w:ind w:left="2880"/>
-        <w:jc w:val="both"/>
-        <w:rPr>
-          <w:rFonts w:ascii="Garamond" w:eastAsia="Garamond" w:hAnsi="Garamond" w:cs="Garamond"/>
-          <w:color w:val="000000" w:themeColor="text1"/>
-          <w:sz w:val="22"/>
-          <w:szCs w:val="22"/>
-        </w:rPr>
-      </w:pPr>
-      <w:r>
-        <w:rPr>
-          <w:rFonts w:ascii="Garamond" w:eastAsia="Garamond" w:hAnsi="Garamond" w:cs="Garamond"/>
-          <w:color w:val="000000" w:themeColor="text1"/>
-          <w:sz w:val="22"/>
-          <w:szCs w:val="22"/>
-        </w:rPr>
         <w:lastRenderedPageBreak/>
-        <w:t>Art. 246. A citação será feita preferencialmente por meio eletrônico, no prazo de até 2 (dois) dias úteis, contado da decisão que a determinar, por meio dos endereços eletrônicos indicados pelo citando no banco de dados do Poder Judiciário, conforme regulamento do Conselho Nacional de Justiça.</w:t>
-      </w:r>
-    </w:p>
-    <w:p>
-      <w:pPr>
-        <w:tabs>
-          <w:tab w:val="left" w:pos="9463"/>
-        </w:tabs>
-        <w:spacing w:before="240" w:line="360" w:lineRule="auto"/>
-        <w:ind w:firstLine="1350"/>
-        <w:jc w:val="both"/>
-        <w:rPr>
-          <w:rFonts w:ascii="Garamond" w:eastAsia="Garamond" w:hAnsi="Garamond" w:cs="Garamond"/>
-          <w:color w:val="000000" w:themeColor="text1"/>
-        </w:rPr>
-      </w:pPr>
-      <w:r>
-        <w:rPr>
-          <w:rFonts w:ascii="Garamond" w:eastAsia="Garamond" w:hAnsi="Garamond" w:cs="Garamond"/>
-          <w:color w:val="000000" w:themeColor="text1"/>
-        </w:rPr>
         <w:t>Desse modo, oportuno que o mandado de citação seja cumprido pelos meios eletrônicos, a fim de evitar deslocamento desnecessário, em conformidade com o Ofício-Circular nº 089/2020-CGJ, garantindo a celeridade e eficiência processual.</w:t>
       </w:r>
     </w:p>
@@ -1004,43 +1000,27 @@
     </w:p>
     <w:p>
       <w:pPr>
-        <w:spacing w:after="0" w:line="360" w:lineRule="auto"/>
-        <w:ind w:firstLine="708"/>
-        <w:jc w:val="both"/>
-        <w:rPr>
-          <w:rFonts w:ascii="Garamond" w:eastAsia="Times New Roman" w:hAnsi="Garamond" w:cs="Times New Roman"/>
-          <w:lang w:eastAsia="pt-BR"/>
-        </w:rPr>
-      </w:pPr>
-    </w:p>
-    <w:p>
-      <w:pPr>
         <w:pStyle w:val="PargrafodaLista"/>
         <w:numPr>
           <w:ilvl w:val="0"/>
-          <w:numId w:val="1"/>
+          <w:numId w:val="16"/>
         </w:numPr>
-        <w:spacing w:after="0" w:line="360" w:lineRule="auto"/>
-        <w:jc w:val="both"/>
-        <w:rPr>
-          <w:rFonts w:ascii="Garamond" w:eastAsia="Garamond" w:hAnsi="Garamond" w:cs="Garamond"/>
-          <w:color w:val="000000" w:themeColor="text1"/>
-        </w:rPr>
-      </w:pPr>
-      <w:r>
-        <w:rPr>
-          <w:rFonts w:ascii="Garamond" w:eastAsia="Garamond" w:hAnsi="Garamond" w:cs="Garamond"/>
-          <w:color w:val="000000" w:themeColor="text1"/>
-        </w:rPr>
-        <w:t xml:space="preserve">O recebimento da presente execução de título extrajudicial, processando-se o feito pelo rito da Lei nº 9.099/95, especialmente nos termos do art. 53, por se tratar de título </w:t>
-      </w:r>
-      <w:r>
-        <w:rPr>
-          <w:rFonts w:ascii="Garamond" w:eastAsia="Garamond" w:hAnsi="Garamond" w:cs="Garamond"/>
-          <w:color w:val="000000" w:themeColor="text1"/>
-        </w:rPr>
-        <w:lastRenderedPageBreak/>
-        <w:t>executivo extrajudicial de valor compatível com a competência do Juizado Especial Cível;</w:t>
+        <w:spacing w:before="100" w:beforeAutospacing="1" w:after="100" w:afterAutospacing="1" w:line="240" w:lineRule="auto"/>
+        <w:rPr>
+          <w:rFonts w:ascii="Times New Roman" w:eastAsia="Times New Roman" w:hAnsi="Times New Roman" w:cs="Times New Roman"/>
+          <w:kern w:val="0"/>
+          <w:lang w:eastAsia="pt-BR"/>
+          <w14:ligatures w14:val="none"/>
+        </w:rPr>
+      </w:pPr>
+      <w:r>
+        <w:rPr>
+          <w:rFonts w:ascii="Times New Roman" w:eastAsia="Times New Roman" w:hAnsi="Times New Roman" w:cs="Times New Roman"/>
+          <w:kern w:val="0"/>
+          <w:lang w:eastAsia="pt-BR"/>
+          <w14:ligatures w14:val="none"/>
+        </w:rPr>
+        <w:t>A citação da parte Executada no endereço indicado para que, no prazo de 03 (três) dias, efetue o pagamento da dívida, acrescida das custas processuais e honorários advocatícios, estes fixados em 10% (dez por cento) sobre o valor da execução, nos termos do Art. 827 do CPC;</w:t>
       </w:r>
     </w:p>
     <w:p>
@@ -1048,65 +1028,24 @@
         <w:pStyle w:val="PargrafodaLista"/>
         <w:numPr>
           <w:ilvl w:val="0"/>
-          <w:numId w:val="1"/>
+          <w:numId w:val="16"/>
         </w:numPr>
-        <w:spacing w:after="0" w:line="360" w:lineRule="auto"/>
-        <w:jc w:val="both"/>
-        <w:rPr>
-          <w:rFonts w:ascii="Garamond" w:eastAsia="Garamond" w:hAnsi="Garamond" w:cs="Garamond"/>
-          <w:color w:val="000000" w:themeColor="text1"/>
-        </w:rPr>
-      </w:pPr>
-      <w:r>
-        <w:rPr>
-          <w:rFonts w:ascii="Garamond" w:eastAsia="Garamond" w:hAnsi="Garamond" w:cs="Garamond"/>
-          <w:color w:val="000000" w:themeColor="text1"/>
-        </w:rPr>
-        <w:t xml:space="preserve">A citação/intimação da parte Executada, </w:t>
-      </w:r>
-      <w:r>
-        <w:rPr>
-          <w:rFonts w:ascii="Garamond" w:eastAsia="Garamond" w:hAnsi="Garamond" w:cs="Garamond"/>
-          <w:color w:val="000000" w:themeColor="text1"/>
-        </w:rPr>
-        <w:t xml:space="preserve">através do </w:t>
-      </w:r>
-      <w:r>
-        <w:rPr>
-          <w:rFonts w:ascii="Garamond" w:eastAsia="Garamond" w:hAnsi="Garamond" w:cs="Garamond"/>
-          <w:color w:val="000000" w:themeColor="text1"/>
-        </w:rPr>
-        <w:t>endereço indicado na qualificação</w:t>
-      </w:r>
-      <w:r>
-        <w:rPr>
-          <w:rFonts w:ascii="Garamond" w:eastAsia="Garamond" w:hAnsi="Garamond" w:cs="Garamond"/>
-          <w:b/>
-          <w:bCs/>
-          <w:color w:val="000000" w:themeColor="text1"/>
-        </w:rPr>
-        <w:t>,</w:t>
-      </w:r>
-      <w:r>
-        <w:rPr>
-          <w:rFonts w:ascii="Garamond" w:eastAsia="Garamond" w:hAnsi="Garamond" w:cs="Garamond"/>
-          <w:color w:val="000000" w:themeColor="text1"/>
-        </w:rPr>
-        <w:t xml:space="preserve"> para que efetue o pagamento integral do débito, devidamente atualizado,</w:t>
-      </w:r>
-      <w:r>
-        <w:rPr>
-          <w:rFonts w:ascii="Garamond" w:eastAsia="Garamond" w:hAnsi="Garamond" w:cs="Garamond"/>
-          <w:color w:val="000000" w:themeColor="text1"/>
-        </w:rPr>
-        <w:t xml:space="preserve"> conforme demonstrativo de cálculo anexo,</w:t>
-      </w:r>
-      <w:r>
-        <w:rPr>
-          <w:rFonts w:ascii="Garamond" w:eastAsia="Garamond" w:hAnsi="Garamond" w:cs="Garamond"/>
-          <w:color w:val="000000" w:themeColor="text1"/>
-        </w:rPr>
-        <w:t xml:space="preserve"> ou apresente defesa na forma admitida pela Lei nº 9.099/95;</w:t>
+        <w:spacing w:before="100" w:beforeAutospacing="1" w:after="100" w:afterAutospacing="1" w:line="240" w:lineRule="auto"/>
+        <w:rPr>
+          <w:rFonts w:ascii="Times New Roman" w:eastAsia="Times New Roman" w:hAnsi="Times New Roman" w:cs="Times New Roman"/>
+          <w:kern w:val="0"/>
+          <w:lang w:eastAsia="pt-BR"/>
+          <w14:ligatures w14:val="none"/>
+        </w:rPr>
+      </w:pPr>
+      <w:r>
+        <w:rPr>
+          <w:rFonts w:ascii="Times New Roman" w:eastAsia="Times New Roman" w:hAnsi="Times New Roman" w:cs="Times New Roman"/>
+          <w:kern w:val="0"/>
+          <w:lang w:eastAsia="pt-BR"/>
+          <w14:ligatures w14:val="none"/>
+        </w:rPr>
+        <w:t>Caso não haja pagamento no prazo legal, seja determinada a penhora de ativos financeiros via sistema SISBAJUD, em montante suficiente para garantia da execução, com fundamento no Art. 854 do CPC;</w:t>
       </w:r>
     </w:p>
     <w:p>
@@ -1114,21 +1053,45 @@
         <w:pStyle w:val="PargrafodaLista"/>
         <w:numPr>
           <w:ilvl w:val="0"/>
-          <w:numId w:val="1"/>
+          <w:numId w:val="16"/>
         </w:numPr>
-        <w:spacing w:after="0" w:line="360" w:lineRule="auto"/>
-        <w:jc w:val="both"/>
-        <w:rPr>
-          <w:rFonts w:ascii="Garamond" w:eastAsia="Garamond" w:hAnsi="Garamond" w:cs="Garamond"/>
-          <w:color w:val="000000" w:themeColor="text1"/>
-        </w:rPr>
-      </w:pPr>
-      <w:r>
-        <w:rPr>
-          <w:rFonts w:ascii="Garamond" w:eastAsia="Garamond" w:hAnsi="Garamond" w:cs="Garamond"/>
-          <w:color w:val="000000" w:themeColor="text1"/>
-        </w:rPr>
-        <w:t>Não havendo pagamento voluntário, seja determinada a constrição de ativos financeiros da parte Executada via SISBAJUD, em valor suficiente à satisfação do crédito executado, acrescido de atualização, juros e demais encargos legais, aplicando-se subsidiariamente o art. 854 do CPC, no que for compatível com o rito dos Juizados Especiais;</w:t>
+        <w:spacing w:before="100" w:beforeAutospacing="1" w:after="100" w:afterAutospacing="1" w:line="240" w:lineRule="auto"/>
+        <w:rPr>
+          <w:rFonts w:ascii="Times New Roman" w:eastAsia="Times New Roman" w:hAnsi="Times New Roman" w:cs="Times New Roman"/>
+          <w:kern w:val="0"/>
+          <w:lang w:eastAsia="pt-BR"/>
+          <w14:ligatures w14:val="none"/>
+        </w:rPr>
+      </w:pPr>
+      <w:r>
+        <w:rPr>
+          <w:rFonts w:ascii="Times New Roman" w:eastAsia="Times New Roman" w:hAnsi="Times New Roman" w:cs="Times New Roman"/>
+          <w:kern w:val="0"/>
+          <w:lang w:eastAsia="pt-BR"/>
+          <w14:ligatures w14:val="none"/>
+        </w:rPr>
+        <w:lastRenderedPageBreak/>
+        <w:t xml:space="preserve">Subsidiariamente, caso infrutífera a penhora online, seja procedida a penhora e avaliação de tantos bens quantos bastem para a garantia da execução, nos termos dos </w:t>
+      </w:r>
+      <w:proofErr w:type="spellStart"/>
+      <w:r>
+        <w:rPr>
+          <w:rFonts w:ascii="Times New Roman" w:eastAsia="Times New Roman" w:hAnsi="Times New Roman" w:cs="Times New Roman"/>
+          <w:kern w:val="0"/>
+          <w:lang w:eastAsia="pt-BR"/>
+          <w14:ligatures w14:val="none"/>
+        </w:rPr>
+        <w:t>Arts</w:t>
+      </w:r>
+      <w:proofErr w:type="spellEnd"/>
+      <w:r>
+        <w:rPr>
+          <w:rFonts w:ascii="Times New Roman" w:eastAsia="Times New Roman" w:hAnsi="Times New Roman" w:cs="Times New Roman"/>
+          <w:kern w:val="0"/>
+          <w:lang w:eastAsia="pt-BR"/>
+          <w14:ligatures w14:val="none"/>
+        </w:rPr>
+        <w:t>. 829, § 1º e 831 do CPC;</w:t>
       </w:r>
     </w:p>
     <w:p>
@@ -1136,35 +1099,24 @@
         <w:pStyle w:val="PargrafodaLista"/>
         <w:numPr>
           <w:ilvl w:val="0"/>
-          <w:numId w:val="1"/>
+          <w:numId w:val="16"/>
         </w:numPr>
-        <w:spacing w:after="0" w:line="360" w:lineRule="auto"/>
-        <w:jc w:val="both"/>
-        <w:rPr>
-          <w:rFonts w:ascii="Garamond" w:eastAsia="Garamond" w:hAnsi="Garamond" w:cs="Garamond"/>
-          <w:color w:val="000000" w:themeColor="text1"/>
-          <w:highlight w:val="yellow"/>
-        </w:rPr>
-      </w:pPr>
-      <w:r>
-        <w:rPr>
-          <w:rFonts w:ascii="Garamond" w:hAnsi="Garamond"/>
+        <w:spacing w:before="100" w:beforeAutospacing="1" w:after="100" w:afterAutospacing="1" w:line="240" w:lineRule="auto"/>
+        <w:rPr>
+          <w:rFonts w:ascii="Times New Roman" w:eastAsia="Times New Roman" w:hAnsi="Times New Roman" w:cs="Times New Roman"/>
+          <w:kern w:val="0"/>
+          <w:lang w:eastAsia="pt-BR"/>
+          <w14:ligatures w14:val="none"/>
+        </w:rPr>
+      </w:pPr>
+      <w:r>
+        <w:rPr>
+          <w:rFonts w:ascii="Times New Roman" w:eastAsia="Times New Roman" w:hAnsi="Times New Roman" w:cs="Times New Roman"/>
+          <w:kern w:val="0"/>
+          <w:lang w:eastAsia="pt-BR"/>
+          <w14:ligatures w14:val="none"/>
         </w:rPr>
         <w:t>[BENS_PENHORA]</w:t>
-      </w:r>
-      <w:r>
-        <w:rPr>
-          <w:rFonts w:ascii="Garamond" w:eastAsia="Garamond" w:hAnsi="Garamond" w:cs="Garamond"/>
-          <w:color w:val="000000" w:themeColor="text1"/>
-        </w:rPr>
-        <w:t xml:space="preserve"> conforme certidão</w:t>
-      </w:r>
-      <w:r>
-        <w:rPr>
-          <w:rFonts w:ascii="Garamond" w:eastAsia="Garamond" w:hAnsi="Garamond" w:cs="Garamond"/>
-          <w:color w:val="000000" w:themeColor="text1"/>
-        </w:rPr>
-        <w:t xml:space="preserve"> em anexo;</w:t>
       </w:r>
     </w:p>
     <w:p>
@@ -1172,21 +1124,24 @@
         <w:pStyle w:val="PargrafodaLista"/>
         <w:numPr>
           <w:ilvl w:val="0"/>
-          <w:numId w:val="1"/>
+          <w:numId w:val="16"/>
         </w:numPr>
-        <w:spacing w:after="0" w:line="360" w:lineRule="auto"/>
-        <w:jc w:val="both"/>
-        <w:rPr>
-          <w:rFonts w:ascii="Garamond" w:eastAsia="Garamond" w:hAnsi="Garamond" w:cs="Garamond"/>
-          <w:color w:val="000000" w:themeColor="text1"/>
-        </w:rPr>
-      </w:pPr>
-      <w:r>
-        <w:rPr>
-          <w:rFonts w:ascii="Garamond" w:eastAsia="Garamond" w:hAnsi="Garamond" w:cs="Garamond"/>
-          <w:color w:val="000000" w:themeColor="text1"/>
-        </w:rPr>
-        <w:t>Caso infrutífera ou insuficiente a tentativa de bloqueio via SISBAJUD, sejam realizadas novas diligências executivas, inclusive pesquisa patrimonial pelos sistemas disponíveis ao Juízo, tais como RENAJUD, INFOJUD, CNIB, SERASAJUD ou outros sistemas conveniados, conforme disponibilidade e entendimento deste Juízo;</w:t>
+        <w:spacing w:before="100" w:beforeAutospacing="1" w:after="100" w:afterAutospacing="1" w:line="240" w:lineRule="auto"/>
+        <w:rPr>
+          <w:rFonts w:ascii="Times New Roman" w:eastAsia="Times New Roman" w:hAnsi="Times New Roman" w:cs="Times New Roman"/>
+          <w:kern w:val="0"/>
+          <w:lang w:eastAsia="pt-BR"/>
+          <w14:ligatures w14:val="none"/>
+        </w:rPr>
+      </w:pPr>
+      <w:r>
+        <w:rPr>
+          <w:rFonts w:ascii="Times New Roman" w:eastAsia="Times New Roman" w:hAnsi="Times New Roman" w:cs="Times New Roman"/>
+          <w:kern w:val="0"/>
+          <w:lang w:eastAsia="pt-BR"/>
+          <w14:ligatures w14:val="none"/>
+        </w:rPr>
+        <w:t>A expedição de certidão comprobatória do ajuizamento da execução, nos termos do Art. 828 do CPC, para que a parte Exequente possa averbar a existência da ação nos registros de bens sujeitos à penhora ou arresto;</w:t>
       </w:r>
     </w:p>
     <w:p>
@@ -1194,21 +1149,24 @@
         <w:pStyle w:val="PargrafodaLista"/>
         <w:numPr>
           <w:ilvl w:val="0"/>
-          <w:numId w:val="1"/>
+          <w:numId w:val="16"/>
         </w:numPr>
-        <w:spacing w:after="0" w:line="360" w:lineRule="auto"/>
-        <w:jc w:val="both"/>
-        <w:rPr>
-          <w:rFonts w:ascii="Garamond" w:eastAsia="Garamond" w:hAnsi="Garamond" w:cs="Garamond"/>
-          <w:color w:val="000000" w:themeColor="text1"/>
-        </w:rPr>
-      </w:pPr>
-      <w:r>
-        <w:rPr>
-          <w:rFonts w:ascii="Garamond" w:eastAsia="Garamond" w:hAnsi="Garamond" w:cs="Garamond"/>
-          <w:color w:val="000000" w:themeColor="text1"/>
-        </w:rPr>
-        <w:t>Subsidiariamente, caso localizados bens penhoráveis, seja determinada a penhora e avaliação de tantos bens quantos bastem à satisfação da execução, observando-se a ordem legal de preferência e a compatibilidade com o procedimento dos Juizados Especiais;</w:t>
+        <w:spacing w:before="100" w:beforeAutospacing="1" w:after="100" w:afterAutospacing="1" w:line="240" w:lineRule="auto"/>
+        <w:rPr>
+          <w:rFonts w:ascii="Times New Roman" w:eastAsia="Times New Roman" w:hAnsi="Times New Roman" w:cs="Times New Roman"/>
+          <w:kern w:val="0"/>
+          <w:lang w:eastAsia="pt-BR"/>
+          <w14:ligatures w14:val="none"/>
+        </w:rPr>
+      </w:pPr>
+      <w:r>
+        <w:rPr>
+          <w:rFonts w:ascii="Times New Roman" w:eastAsia="Times New Roman" w:hAnsi="Times New Roman" w:cs="Times New Roman"/>
+          <w:kern w:val="0"/>
+          <w:lang w:eastAsia="pt-BR"/>
+          <w14:ligatures w14:val="none"/>
+        </w:rPr>
+        <w:t>A intimação da parte Executada da penhora e avaliação, cientificando-a do prazo de 15 (quinze) dias para oferecimento de embargos, contados da juntada aos autos do mandado de citação, conforme Art. 915 do CPC;</w:t>
       </w:r>
     </w:p>
     <w:p>
@@ -1216,21 +1174,24 @@
         <w:pStyle w:val="PargrafodaLista"/>
         <w:numPr>
           <w:ilvl w:val="0"/>
-          <w:numId w:val="1"/>
+          <w:numId w:val="16"/>
         </w:numPr>
-        <w:spacing w:after="0" w:line="360" w:lineRule="auto"/>
-        <w:jc w:val="both"/>
-        <w:rPr>
-          <w:rFonts w:ascii="Garamond" w:eastAsia="Garamond" w:hAnsi="Garamond" w:cs="Garamond"/>
-          <w:color w:val="000000" w:themeColor="text1"/>
-        </w:rPr>
-      </w:pPr>
-      <w:r>
-        <w:rPr>
-          <w:rFonts w:ascii="Garamond" w:eastAsia="Garamond" w:hAnsi="Garamond" w:cs="Garamond"/>
-          <w:color w:val="000000" w:themeColor="text1"/>
-        </w:rPr>
-        <w:t>Efetivada eventual penhora, seja a parte Executada devidamente intimada, na forma da Lei nº 9.099/95, inclusive para comparecimento à audiência de conciliação, se assim for designada por este Juízo, ocasião em que poderá apresentar embargos, por escrito ou verbalmente, nos termos do art. 53, §1º, da Lei nº 9.099/95;</w:t>
+        <w:spacing w:before="100" w:beforeAutospacing="1" w:after="100" w:afterAutospacing="1" w:line="240" w:lineRule="auto"/>
+        <w:rPr>
+          <w:rFonts w:ascii="Times New Roman" w:eastAsia="Times New Roman" w:hAnsi="Times New Roman" w:cs="Times New Roman"/>
+          <w:kern w:val="0"/>
+          <w:lang w:eastAsia="pt-BR"/>
+          <w14:ligatures w14:val="none"/>
+        </w:rPr>
+      </w:pPr>
+      <w:r>
+        <w:rPr>
+          <w:rFonts w:ascii="Times New Roman" w:eastAsia="Times New Roman" w:hAnsi="Times New Roman" w:cs="Times New Roman"/>
+          <w:kern w:val="0"/>
+          <w:lang w:eastAsia="pt-BR"/>
+          <w14:ligatures w14:val="none"/>
+        </w:rPr>
+        <w:t>A condenação da parte Executada ao pagamento das custas processuais e honorários advocatícios;</w:t>
       </w:r>
     </w:p>
     <w:p>
@@ -1238,49 +1199,24 @@
         <w:pStyle w:val="PargrafodaLista"/>
         <w:numPr>
           <w:ilvl w:val="0"/>
-          <w:numId w:val="1"/>
+          <w:numId w:val="16"/>
         </w:numPr>
-        <w:spacing w:after="0" w:line="360" w:lineRule="auto"/>
-        <w:jc w:val="both"/>
-        <w:rPr>
-          <w:rFonts w:ascii="Garamond" w:eastAsia="Garamond" w:hAnsi="Garamond" w:cs="Garamond"/>
-        </w:rPr>
-      </w:pPr>
-      <w:r>
-        <w:rPr>
-          <w:rFonts w:ascii="Garamond" w:eastAsia="Garamond" w:hAnsi="Garamond" w:cs="Garamond"/>
-        </w:rPr>
-        <w:t xml:space="preserve">A condenação da parte Executada ao pagamento do débito principal, acrescido de correção monetária, juros moratórios, multa contratual, </w:t>
-      </w:r>
-      <w:r>
-        <w:rPr>
-          <w:rFonts w:ascii="Garamond" w:eastAsia="Garamond" w:hAnsi="Garamond" w:cs="Garamond"/>
-        </w:rPr>
-        <w:t>conform</w:t>
-      </w:r>
-      <w:r>
-        <w:rPr>
-          <w:rFonts w:ascii="Garamond" w:eastAsia="Garamond" w:hAnsi="Garamond" w:cs="Garamond"/>
-        </w:rPr>
-        <w:t>e previst</w:t>
-      </w:r>
-      <w:r>
-        <w:rPr>
-          <w:rFonts w:ascii="Garamond" w:eastAsia="Garamond" w:hAnsi="Garamond" w:cs="Garamond"/>
-        </w:rPr>
-        <w:t>o</w:t>
-      </w:r>
-      <w:r>
-        <w:rPr>
-          <w:rFonts w:ascii="Garamond" w:eastAsia="Garamond" w:hAnsi="Garamond" w:cs="Garamond"/>
-        </w:rPr>
-        <w:t xml:space="preserve"> no título, e demais encargos incidentes até o efetivo pagamento;</w:t>
-      </w:r>
-      <w:r>
-        <w:rPr>
-          <w:rFonts w:ascii="Garamond" w:eastAsia="Garamond" w:hAnsi="Garamond" w:cs="Garamond"/>
-        </w:rPr>
-        <w:t xml:space="preserve"> </w:t>
+        <w:spacing w:before="100" w:beforeAutospacing="1" w:after="100" w:afterAutospacing="1" w:line="240" w:lineRule="auto"/>
+        <w:rPr>
+          <w:rFonts w:ascii="Times New Roman" w:eastAsia="Times New Roman" w:hAnsi="Times New Roman" w:cs="Times New Roman"/>
+          <w:kern w:val="0"/>
+          <w:lang w:eastAsia="pt-BR"/>
+          <w14:ligatures w14:val="none"/>
+        </w:rPr>
+      </w:pPr>
+      <w:r>
+        <w:rPr>
+          <w:rFonts w:ascii="Times New Roman" w:eastAsia="Times New Roman" w:hAnsi="Times New Roman" w:cs="Times New Roman"/>
+          <w:kern w:val="0"/>
+          <w:lang w:eastAsia="pt-BR"/>
+          <w14:ligatures w14:val="none"/>
+        </w:rPr>
+        <w:t>A manifestação expressa de desinteresse na realização de audiência de conciliação ou mediação, nos termos do art. 334, §5º, do Código de Processo Civil, razão pela qual requer-se o regular prosseguimento do feito sem a designação de audiência conciliatória;</w:t>
       </w:r>
     </w:p>
     <w:p>
@@ -1288,55 +1224,31 @@
         <w:pStyle w:val="PargrafodaLista"/>
         <w:numPr>
           <w:ilvl w:val="0"/>
-          <w:numId w:val="1"/>
+          <w:numId w:val="16"/>
         </w:numPr>
+        <w:spacing w:before="100" w:beforeAutospacing="1" w:after="100" w:afterAutospacing="1" w:line="240" w:lineRule="auto"/>
+        <w:rPr>
+          <w:rFonts w:ascii="Times New Roman" w:eastAsia="Times New Roman" w:hAnsi="Times New Roman" w:cs="Times New Roman"/>
+          <w:kern w:val="0"/>
+          <w:lang w:eastAsia="pt-BR"/>
+          <w14:ligatures w14:val="none"/>
+        </w:rPr>
+      </w:pPr>
+      <w:r>
+        <w:rPr>
+          <w:rFonts w:ascii="Times New Roman" w:eastAsia="Times New Roman" w:hAnsi="Times New Roman" w:cs="Times New Roman"/>
+          <w:kern w:val="0"/>
+          <w:lang w:eastAsia="pt-BR"/>
+          <w14:ligatures w14:val="none"/>
+        </w:rPr>
+        <w:t>Que as intimações sejam efetuadas apenas e tão somente, sob pena de nulidade, em nome de Cleidimara da Silva Flores, com endereço profissional na Rua Carlos Trein Filho, nº 600, CEP 96.810-176, em Santa Cruz do Sul, RS.</w:t>
+      </w:r>
+    </w:p>
+    <w:p>
+      <w:pPr>
         <w:spacing w:after="0" w:line="360" w:lineRule="auto"/>
         <w:jc w:val="both"/>
-        <w:rPr>
-          <w:rFonts w:ascii="Garamond" w:eastAsia="Garamond" w:hAnsi="Garamond" w:cs="Garamond"/>
-        </w:rPr>
-      </w:pPr>
-      <w:r>
-        <w:rPr>
-          <w:rFonts w:ascii="Garamond" w:eastAsia="Garamond" w:hAnsi="Garamond" w:cs="Garamond"/>
-        </w:rPr>
-        <w:t>A expedição de certidão comprobatória do ajuizamento da execução, caso Vossa Excelência entenda cabível e compatível com o rito dos Juizados Especiais, para fins de averbação em registros de bens sujeitos à penhora, nos termos do art. 828 do CPC, aplicado subsidiariamente;</w:t>
-      </w:r>
-    </w:p>
-    <w:p>
-      <w:pPr>
-        <w:pStyle w:val="PargrafodaLista"/>
-        <w:numPr>
-          <w:ilvl w:val="0"/>
-          <w:numId w:val="1"/>
-        </w:numPr>
-        <w:spacing w:after="0" w:line="360" w:lineRule="auto"/>
-        <w:jc w:val="both"/>
-        <w:rPr>
-          <w:rFonts w:ascii="Garamond" w:eastAsia="Garamond" w:hAnsi="Garamond" w:cs="Garamond"/>
-          <w:color w:val="000000" w:themeColor="text1"/>
-        </w:rPr>
-      </w:pPr>
-      <w:r>
-        <w:rPr>
-          <w:rFonts w:ascii="Garamond" w:eastAsia="Garamond" w:hAnsi="Garamond" w:cs="Garamond"/>
-          <w:color w:val="000000" w:themeColor="text1"/>
-        </w:rPr>
-        <w:lastRenderedPageBreak/>
-        <w:t>Que as intimações sejam efetuadas apenas e tão somente, sob pena de nulidade, em nome de Cleidimara da Silva Flores, com endereço profissional na Rua Carlos Trein Filho, nº 600, CEP 96.810-176, em Santa Cruz do Sul, RS.</w:t>
-      </w:r>
-    </w:p>
-    <w:p>
-      <w:pPr>
-        <w:spacing w:after="0" w:line="360" w:lineRule="auto"/>
-        <w:jc w:val="both"/>
-      </w:pPr>
-      <w:r>
-        <w:rPr>
-          <w:rFonts w:ascii="Garamond" w:eastAsia="Garamond" w:hAnsi="Garamond" w:cs="Garamond"/>
-        </w:rPr>
-        <w:t xml:space="preserve"> </w:t>
-      </w:r>
+      </w:pPr>
     </w:p>
     <w:p>
       <w:pPr>
@@ -2361,6 +2273,92 @@
     </w:lvl>
   </w:abstractNum>
   <w:abstractNum w:abstractNumId="3" w15:restartNumberingAfterBreak="0">
+    <w:nsid w:val="1B1235B8"/>
+    <w:multiLevelType w:val="hybridMultilevel"/>
+    <w:tmpl w:val="431AA2F0"/>
+    <w:lvl w:ilvl="0" w:tplc="0416000F">
+      <w:start w:val="1"/>
+      <w:numFmt w:val="decimal"/>
+      <w:lvlText w:val="%1."/>
+      <w:lvlJc w:val="left"/>
+      <w:pPr>
+        <w:ind w:left="720" w:hanging="360"/>
+      </w:pPr>
+    </w:lvl>
+    <w:lvl w:ilvl="1" w:tplc="04160019" w:tentative="1">
+      <w:start w:val="1"/>
+      <w:numFmt w:val="lowerLetter"/>
+      <w:lvlText w:val="%2."/>
+      <w:lvlJc w:val="left"/>
+      <w:pPr>
+        <w:ind w:left="1440" w:hanging="360"/>
+      </w:pPr>
+    </w:lvl>
+    <w:lvl w:ilvl="2" w:tplc="0416001B" w:tentative="1">
+      <w:start w:val="1"/>
+      <w:numFmt w:val="lowerRoman"/>
+      <w:lvlText w:val="%3."/>
+      <w:lvlJc w:val="right"/>
+      <w:pPr>
+        <w:ind w:left="2160" w:hanging="180"/>
+      </w:pPr>
+    </w:lvl>
+    <w:lvl w:ilvl="3" w:tplc="0416000F" w:tentative="1">
+      <w:start w:val="1"/>
+      <w:numFmt w:val="decimal"/>
+      <w:lvlText w:val="%4."/>
+      <w:lvlJc w:val="left"/>
+      <w:pPr>
+        <w:ind w:left="2880" w:hanging="360"/>
+      </w:pPr>
+    </w:lvl>
+    <w:lvl w:ilvl="4" w:tplc="04160019" w:tentative="1">
+      <w:start w:val="1"/>
+      <w:numFmt w:val="lowerLetter"/>
+      <w:lvlText w:val="%5."/>
+      <w:lvlJc w:val="left"/>
+      <w:pPr>
+        <w:ind w:left="3600" w:hanging="360"/>
+      </w:pPr>
+    </w:lvl>
+    <w:lvl w:ilvl="5" w:tplc="0416001B" w:tentative="1">
+      <w:start w:val="1"/>
+      <w:numFmt w:val="lowerRoman"/>
+      <w:lvlText w:val="%6."/>
+      <w:lvlJc w:val="right"/>
+      <w:pPr>
+        <w:ind w:left="4320" w:hanging="180"/>
+      </w:pPr>
+    </w:lvl>
+    <w:lvl w:ilvl="6" w:tplc="0416000F" w:tentative="1">
+      <w:start w:val="1"/>
+      <w:numFmt w:val="decimal"/>
+      <w:lvlText w:val="%7."/>
+      <w:lvlJc w:val="left"/>
+      <w:pPr>
+        <w:ind w:left="5040" w:hanging="360"/>
+      </w:pPr>
+    </w:lvl>
+    <w:lvl w:ilvl="7" w:tplc="04160019" w:tentative="1">
+      <w:start w:val="1"/>
+      <w:numFmt w:val="lowerLetter"/>
+      <w:lvlText w:val="%8."/>
+      <w:lvlJc w:val="left"/>
+      <w:pPr>
+        <w:ind w:left="5760" w:hanging="360"/>
+      </w:pPr>
+    </w:lvl>
+    <w:lvl w:ilvl="8" w:tplc="0416001B" w:tentative="1">
+      <w:start w:val="1"/>
+      <w:numFmt w:val="lowerRoman"/>
+      <w:lvlText w:val="%9."/>
+      <w:lvlJc w:val="right"/>
+      <w:pPr>
+        <w:ind w:left="6480" w:hanging="180"/>
+      </w:pPr>
+    </w:lvl>
+  </w:abstractNum>
+  <w:abstractNum w:abstractNumId="4" w15:restartNumberingAfterBreak="0">
     <w:nsid w:val="1E6F4B29"/>
     <w:multiLevelType w:val="multilevel"/>
     <w:tmpl w:val="0B3EC4DA"/>
@@ -2477,7 +2475,7 @@
       </w:pPr>
     </w:lvl>
   </w:abstractNum>
-  <w:abstractNum w:abstractNumId="4" w15:restartNumberingAfterBreak="0">
+  <w:abstractNum w:abstractNumId="5" w15:restartNumberingAfterBreak="0">
     <w:nsid w:val="207C77B6"/>
     <w:multiLevelType w:val="multilevel"/>
     <w:tmpl w:val="C4BE2714"/>
@@ -2590,7 +2588,7 @@
       </w:rPr>
     </w:lvl>
   </w:abstractNum>
-  <w:abstractNum w:abstractNumId="5" w15:restartNumberingAfterBreak="0">
+  <w:abstractNum w:abstractNumId="6" w15:restartNumberingAfterBreak="0">
     <w:nsid w:val="27DE387A"/>
     <w:multiLevelType w:val="hybridMultilevel"/>
     <w:tmpl w:val="3D9AC910"/>
@@ -2679,7 +2677,7 @@
       </w:pPr>
     </w:lvl>
   </w:abstractNum>
-  <w:abstractNum w:abstractNumId="6" w15:restartNumberingAfterBreak="0">
+  <w:abstractNum w:abstractNumId="7" w15:restartNumberingAfterBreak="0">
     <w:nsid w:val="28A758FE"/>
     <w:multiLevelType w:val="hybridMultilevel"/>
     <w:tmpl w:val="17F80184"/>
@@ -2770,7 +2768,7 @@
       </w:pPr>
     </w:lvl>
   </w:abstractNum>
-  <w:abstractNum w:abstractNumId="7" w15:restartNumberingAfterBreak="0">
+  <w:abstractNum w:abstractNumId="8" w15:restartNumberingAfterBreak="0">
     <w:nsid w:val="38C6306C"/>
     <w:multiLevelType w:val="hybridMultilevel"/>
     <w:tmpl w:val="D00858D2"/>
@@ -2883,7 +2881,7 @@
       </w:rPr>
     </w:lvl>
   </w:abstractNum>
-  <w:abstractNum w:abstractNumId="8" w15:restartNumberingAfterBreak="0">
+  <w:abstractNum w:abstractNumId="9" w15:restartNumberingAfterBreak="0">
     <w:nsid w:val="3F4A4BCA"/>
     <w:multiLevelType w:val="hybridMultilevel"/>
     <w:tmpl w:val="E806B296"/>
@@ -2972,7 +2970,7 @@
       </w:pPr>
     </w:lvl>
   </w:abstractNum>
-  <w:abstractNum w:abstractNumId="9" w15:restartNumberingAfterBreak="0">
+  <w:abstractNum w:abstractNumId="10" w15:restartNumberingAfterBreak="0">
     <w:nsid w:val="435A22E9"/>
     <w:multiLevelType w:val="multilevel"/>
     <w:tmpl w:val="19401436"/>
@@ -3121,7 +3119,7 @@
       </w:rPr>
     </w:lvl>
   </w:abstractNum>
-  <w:abstractNum w:abstractNumId="10" w15:restartNumberingAfterBreak="0">
+  <w:abstractNum w:abstractNumId="11" w15:restartNumberingAfterBreak="0">
     <w:nsid w:val="5C344A41"/>
     <w:multiLevelType w:val="hybridMultilevel"/>
     <w:tmpl w:val="F2A66286"/>
@@ -3207,7 +3205,120 @@
       </w:pPr>
     </w:lvl>
   </w:abstractNum>
-  <w:abstractNum w:abstractNumId="11" w15:restartNumberingAfterBreak="0">
+  <w:abstractNum w:abstractNumId="12" w15:restartNumberingAfterBreak="0">
+    <w:nsid w:val="6387756C"/>
+    <w:multiLevelType w:val="multilevel"/>
+    <w:tmpl w:val="069E4E3A"/>
+    <w:lvl w:ilvl="0">
+      <w:start w:val="1"/>
+      <w:numFmt w:val="decimal"/>
+      <w:lvlText w:val="%1."/>
+      <w:lvlJc w:val="left"/>
+      <w:pPr>
+        <w:tabs>
+          <w:tab w:val="num" w:pos="720"/>
+        </w:tabs>
+        <w:ind w:left="720" w:hanging="360"/>
+      </w:pPr>
+    </w:lvl>
+    <w:lvl w:ilvl="1" w:tentative="1">
+      <w:start w:val="1"/>
+      <w:numFmt w:val="decimal"/>
+      <w:lvlText w:val="%2."/>
+      <w:lvlJc w:val="left"/>
+      <w:pPr>
+        <w:tabs>
+          <w:tab w:val="num" w:pos="1440"/>
+        </w:tabs>
+        <w:ind w:left="1440" w:hanging="360"/>
+      </w:pPr>
+    </w:lvl>
+    <w:lvl w:ilvl="2" w:tentative="1">
+      <w:start w:val="1"/>
+      <w:numFmt w:val="decimal"/>
+      <w:lvlText w:val="%3."/>
+      <w:lvlJc w:val="left"/>
+      <w:pPr>
+        <w:tabs>
+          <w:tab w:val="num" w:pos="2160"/>
+        </w:tabs>
+        <w:ind w:left="2160" w:hanging="360"/>
+      </w:pPr>
+    </w:lvl>
+    <w:lvl w:ilvl="3" w:tentative="1">
+      <w:start w:val="1"/>
+      <w:numFmt w:val="decimal"/>
+      <w:lvlText w:val="%4."/>
+      <w:lvlJc w:val="left"/>
+      <w:pPr>
+        <w:tabs>
+          <w:tab w:val="num" w:pos="2880"/>
+        </w:tabs>
+        <w:ind w:left="2880" w:hanging="360"/>
+      </w:pPr>
+    </w:lvl>
+    <w:lvl w:ilvl="4" w:tentative="1">
+      <w:start w:val="1"/>
+      <w:numFmt w:val="decimal"/>
+      <w:lvlText w:val="%5."/>
+      <w:lvlJc w:val="left"/>
+      <w:pPr>
+        <w:tabs>
+          <w:tab w:val="num" w:pos="3600"/>
+        </w:tabs>
+        <w:ind w:left="3600" w:hanging="360"/>
+      </w:pPr>
+    </w:lvl>
+    <w:lvl w:ilvl="5" w:tentative="1">
+      <w:start w:val="1"/>
+      <w:numFmt w:val="decimal"/>
+      <w:lvlText w:val="%6."/>
+      <w:lvlJc w:val="left"/>
+      <w:pPr>
+        <w:tabs>
+          <w:tab w:val="num" w:pos="4320"/>
+        </w:tabs>
+        <w:ind w:left="4320" w:hanging="360"/>
+      </w:pPr>
+    </w:lvl>
+    <w:lvl w:ilvl="6" w:tentative="1">
+      <w:start w:val="1"/>
+      <w:numFmt w:val="decimal"/>
+      <w:lvlText w:val="%7."/>
+      <w:lvlJc w:val="left"/>
+      <w:pPr>
+        <w:tabs>
+          <w:tab w:val="num" w:pos="5040"/>
+        </w:tabs>
+        <w:ind w:left="5040" w:hanging="360"/>
+      </w:pPr>
+    </w:lvl>
+    <w:lvl w:ilvl="7" w:tentative="1">
+      <w:start w:val="1"/>
+      <w:numFmt w:val="decimal"/>
+      <w:lvlText w:val="%8."/>
+      <w:lvlJc w:val="left"/>
+      <w:pPr>
+        <w:tabs>
+          <w:tab w:val="num" w:pos="5760"/>
+        </w:tabs>
+        <w:ind w:left="5760" w:hanging="360"/>
+      </w:pPr>
+    </w:lvl>
+    <w:lvl w:ilvl="8" w:tentative="1">
+      <w:start w:val="1"/>
+      <w:numFmt w:val="decimal"/>
+      <w:lvlText w:val="%9."/>
+      <w:lvlJc w:val="left"/>
+      <w:pPr>
+        <w:tabs>
+          <w:tab w:val="num" w:pos="6480"/>
+        </w:tabs>
+        <w:ind w:left="6480" w:hanging="360"/>
+      </w:pPr>
+    </w:lvl>
+  </w:abstractNum>
+  <w:abstractNum w:abstractNumId="13" w15:restartNumberingAfterBreak="0">
     <w:nsid w:val="64677DFA"/>
     <w:multiLevelType w:val="multilevel"/>
     <w:tmpl w:val="6EBECC72"/>
@@ -3320,7 +3431,93 @@
       </w:pPr>
     </w:lvl>
   </w:abstractNum>
-  <w:abstractNum w:abstractNumId="12" w15:restartNumberingAfterBreak="0">
+  <w:abstractNum w:abstractNumId="14" w15:restartNumberingAfterBreak="0">
+    <w:nsid w:val="6AC9799C"/>
+    <w:multiLevelType w:val="hybridMultilevel"/>
+    <w:tmpl w:val="3DE4BFE0"/>
+    <w:lvl w:ilvl="0" w:tplc="04160017">
+      <w:start w:val="1"/>
+      <w:numFmt w:val="lowerLetter"/>
+      <w:lvlText w:val="%1)"/>
+      <w:lvlJc w:val="left"/>
+      <w:pPr>
+        <w:ind w:left="720" w:hanging="360"/>
+      </w:pPr>
+    </w:lvl>
+    <w:lvl w:ilvl="1" w:tplc="04160019" w:tentative="1">
+      <w:start w:val="1"/>
+      <w:numFmt w:val="lowerLetter"/>
+      <w:lvlText w:val="%2."/>
+      <w:lvlJc w:val="left"/>
+      <w:pPr>
+        <w:ind w:left="1440" w:hanging="360"/>
+      </w:pPr>
+    </w:lvl>
+    <w:lvl w:ilvl="2" w:tplc="0416001B" w:tentative="1">
+      <w:start w:val="1"/>
+      <w:numFmt w:val="lowerRoman"/>
+      <w:lvlText w:val="%3."/>
+      <w:lvlJc w:val="right"/>
+      <w:pPr>
+        <w:ind w:left="2160" w:hanging="180"/>
+      </w:pPr>
+    </w:lvl>
+    <w:lvl w:ilvl="3" w:tplc="0416000F" w:tentative="1">
+      <w:start w:val="1"/>
+      <w:numFmt w:val="decimal"/>
+      <w:lvlText w:val="%4."/>
+      <w:lvlJc w:val="left"/>
+      <w:pPr>
+        <w:ind w:left="2880" w:hanging="360"/>
+      </w:pPr>
+    </w:lvl>
+    <w:lvl w:ilvl="4" w:tplc="04160019" w:tentative="1">
+      <w:start w:val="1"/>
+      <w:numFmt w:val="lowerLetter"/>
+      <w:lvlText w:val="%5."/>
+      <w:lvlJc w:val="left"/>
+      <w:pPr>
+        <w:ind w:left="3600" w:hanging="360"/>
+      </w:pPr>
+    </w:lvl>
+    <w:lvl w:ilvl="5" w:tplc="0416001B" w:tentative="1">
+      <w:start w:val="1"/>
+      <w:numFmt w:val="lowerRoman"/>
+      <w:lvlText w:val="%6."/>
+      <w:lvlJc w:val="right"/>
+      <w:pPr>
+        <w:ind w:left="4320" w:hanging="180"/>
+      </w:pPr>
+    </w:lvl>
+    <w:lvl w:ilvl="6" w:tplc="0416000F" w:tentative="1">
+      <w:start w:val="1"/>
+      <w:numFmt w:val="decimal"/>
+      <w:lvlText w:val="%7."/>
+      <w:lvlJc w:val="left"/>
+      <w:pPr>
+        <w:ind w:left="5040" w:hanging="360"/>
+      </w:pPr>
+    </w:lvl>
+    <w:lvl w:ilvl="7" w:tplc="04160019" w:tentative="1">
+      <w:start w:val="1"/>
+      <w:numFmt w:val="lowerLetter"/>
+      <w:lvlText w:val="%8."/>
+      <w:lvlJc w:val="left"/>
+      <w:pPr>
+        <w:ind w:left="5760" w:hanging="360"/>
+      </w:pPr>
+    </w:lvl>
+    <w:lvl w:ilvl="8" w:tplc="0416001B" w:tentative="1">
+      <w:start w:val="1"/>
+      <w:numFmt w:val="lowerRoman"/>
+      <w:lvlText w:val="%9."/>
+      <w:lvlJc w:val="right"/>
+      <w:pPr>
+        <w:ind w:left="6480" w:hanging="180"/>
+      </w:pPr>
+    </w:lvl>
+  </w:abstractNum>
+  <w:abstractNum w:abstractNumId="15" w15:restartNumberingAfterBreak="0">
     <w:nsid w:val="729939A3"/>
     <w:multiLevelType w:val="multilevel"/>
     <w:tmpl w:val="C3EA817C"/>
@@ -3434,7 +3631,7 @@
     </w:lvl>
   </w:abstractNum>
   <w:num w:numId="1">
-    <w:abstractNumId w:val="10"/>
+    <w:abstractNumId w:val="11"/>
   </w:num>
   <w:num w:numId="2">
     <w:abstractNumId w:val="1"/>
@@ -3443,34 +3640,50 @@
     <w:abstractNumId w:val="2"/>
   </w:num>
   <w:num w:numId="4">
+    <w:abstractNumId w:val="5"/>
+  </w:num>
+  <w:num w:numId="5">
+    <w:abstractNumId w:val="9"/>
+  </w:num>
+  <w:num w:numId="6">
+    <w:abstractNumId w:val="6"/>
+  </w:num>
+  <w:num w:numId="7">
+    <w:abstractNumId w:val="7"/>
+  </w:num>
+  <w:num w:numId="8">
     <w:abstractNumId w:val="4"/>
   </w:num>
-  <w:num w:numId="5">
-    <w:abstractNumId w:val="8"/>
-  </w:num>
-  <w:num w:numId="6">
-    <w:abstractNumId w:val="5"/>
-  </w:num>
-  <w:num w:numId="7">
-    <w:abstractNumId w:val="6"/>
-  </w:num>
-  <w:num w:numId="8">
-    <w:abstractNumId w:val="3"/>
-  </w:num>
   <w:num w:numId="9">
-    <w:abstractNumId w:val="9"/>
+    <w:abstractNumId w:val="10"/>
   </w:num>
   <w:num w:numId="10">
-    <w:abstractNumId w:val="11"/>
+    <w:abstractNumId w:val="13"/>
   </w:num>
   <w:num w:numId="11">
-    <w:abstractNumId w:val="12"/>
+    <w:abstractNumId w:val="15"/>
   </w:num>
   <w:num w:numId="12">
     <w:abstractNumId w:val="0"/>
   </w:num>
   <w:num w:numId="13">
-    <w:abstractNumId w:val="7"/>
+    <w:abstractNumId w:val="8"/>
+  </w:num>
+  <w:num w:numId="14">
+    <w:abstractNumId w:val="12"/>
+    <w:lvlOverride w:ilvl="0">
+      <w:lvl w:ilvl="0">
+        <w:numFmt w:val="lowerLetter"/>
+        <w:lvlText w:val="%1."/>
+        <w:lvlJc w:val="left"/>
+      </w:lvl>
+    </w:lvlOverride>
+  </w:num>
+  <w:num w:numId="15">
+    <w:abstractNumId w:val="3"/>
+  </w:num>
+  <w:num w:numId="16">
+    <w:abstractNumId w:val="14"/>
   </w:num>
 </w:numbering>
 </file>
@@ -4967,15 +5180,6 @@
 </file>
 
 <file path=customXml/item1.xml><?xml version="1.0" encoding="utf-8"?>
-<?mso-contentType ?>
-<FormTemplates xmlns="http://schemas.microsoft.com/sharepoint/v3/contenttype/forms">
-  <Display>DocumentLibraryForm</Display>
-  <Edit>DocumentLibraryForm</Edit>
-  <New>DocumentLibraryForm</New>
-</FormTemplates>
-</file>
-
-<file path=customXml/item2.xml><?xml version="1.0" encoding="utf-8"?>
 <p:properties xmlns:p="http://schemas.microsoft.com/office/2006/metadata/properties" xmlns:xsi="http://www.w3.org/2001/XMLSchema-instance" xmlns:pc="http://schemas.microsoft.com/office/infopath/2007/PartnerControls">
   <documentManagement>
     <lcf76f155ced4ddcb4097134ff3c332f xmlns="0d169855-4074-4b40-a555-cc8e443ec524">
@@ -4985,11 +5189,16 @@
 </p:properties>
 </file>
 
-<file path=customXml/item3.xml><?xml version="1.0" encoding="utf-8"?>
-<b:Sources xmlns:b="http://schemas.openxmlformats.org/officeDocument/2006/bibliography" xmlns="http://schemas.openxmlformats.org/officeDocument/2006/bibliography" SelectedStyle="\APASixthEditionOfficeOnline.xsl" StyleName="APA" Version="6"/>
+<file path=customXml/item2.xml><?xml version="1.0" encoding="utf-8"?>
+<?mso-contentType ?>
+<FormTemplates xmlns="http://schemas.microsoft.com/sharepoint/v3/contenttype/forms">
+  <Display>DocumentLibraryForm</Display>
+  <Edit>DocumentLibraryForm</Edit>
+  <New>DocumentLibraryForm</New>
+</FormTemplates>
 </file>
 
-<file path=customXml/item4.xml><?xml version="1.0" encoding="utf-8"?>
+<file path=customXml/item3.xml><?xml version="1.0" encoding="utf-8"?>
 <ct:contentTypeSchema xmlns:ct="http://schemas.microsoft.com/office/2006/metadata/contentType" xmlns:ma="http://schemas.microsoft.com/office/2006/metadata/properties/metaAttributes" ct:_="" ma:_="" ma:contentTypeName="Documento" ma:contentTypeID="0x01010065C9C655EADAF9418F88D67127A26767" ma:contentTypeVersion="15" ma:contentTypeDescription="Crie um novo documento." ma:contentTypeScope="" ma:versionID="edc736c6b71544e0e1659af368e569f5">
   <xsd:schema xmlns:xsd="http://www.w3.org/2001/XMLSchema" xmlns:xs="http://www.w3.org/2001/XMLSchema" xmlns:p="http://schemas.microsoft.com/office/2006/metadata/properties" xmlns:ns2="0d169855-4074-4b40-a555-cc8e443ec524" xmlns:ns3="350f0707-6e23-4ccf-a4c5-1d5f96da6201" targetNamespace="http://schemas.microsoft.com/office/2006/metadata/properties" ma:root="true" ma:fieldsID="e77f8d1efa15389e8d5289ac638f63ed" ns2:_="" ns3:_="">
     <xsd:import namespace="0d169855-4074-4b40-a555-cc8e443ec524"/>
@@ -5212,15 +5421,11 @@
 </ct:contentTypeSchema>
 </file>
 
-<file path=customXml/itemProps1.xml><?xml version="1.0" encoding="utf-8"?>
-<ds:datastoreItem xmlns:ds="http://schemas.openxmlformats.org/officeDocument/2006/customXml" ds:itemID="{95517B4D-1D5D-4374-8EA6-57528775A90E}">
-  <ds:schemaRefs>
-    <ds:schemaRef ds:uri="http://schemas.microsoft.com/sharepoint/v3/contenttype/forms"/>
-  </ds:schemaRefs>
-</ds:datastoreItem>
+<file path=customXml/item4.xml><?xml version="1.0" encoding="utf-8"?>
+<b:Sources xmlns:b="http://schemas.openxmlformats.org/officeDocument/2006/bibliography" xmlns="http://schemas.openxmlformats.org/officeDocument/2006/bibliography" SelectedStyle="\APASixthEditionOfficeOnline.xsl" StyleName="APA" Version="6"/>
 </file>
 
-<file path=customXml/itemProps2.xml><?xml version="1.0" encoding="utf-8"?>
+<file path=customXml/itemProps1.xml><?xml version="1.0" encoding="utf-8"?>
 <ds:datastoreItem xmlns:ds="http://schemas.openxmlformats.org/officeDocument/2006/customXml" ds:itemID="{CE4BE6B5-6FEF-4C10-B717-AD9F259E358D}">
   <ds:schemaRefs>
     <ds:schemaRef ds:uri="http://schemas.microsoft.com/office/2006/metadata/properties"/>
@@ -5230,15 +5435,15 @@
 </ds:datastoreItem>
 </file>
 
-<file path=customXml/itemProps3.xml><?xml version="1.0" encoding="utf-8"?>
-<ds:datastoreItem xmlns:ds="http://schemas.openxmlformats.org/officeDocument/2006/customXml" ds:itemID="{7760F801-1A77-46D0-90E7-CF8668A5B6AD}">
+<file path=customXml/itemProps2.xml><?xml version="1.0" encoding="utf-8"?>
+<ds:datastoreItem xmlns:ds="http://schemas.openxmlformats.org/officeDocument/2006/customXml" ds:itemID="{95517B4D-1D5D-4374-8EA6-57528775A90E}">
   <ds:schemaRefs>
-    <ds:schemaRef ds:uri="http://schemas.openxmlformats.org/officeDocument/2006/bibliography"/>
+    <ds:schemaRef ds:uri="http://schemas.microsoft.com/sharepoint/v3/contenttype/forms"/>
   </ds:schemaRefs>
 </ds:datastoreItem>
 </file>
 
-<file path=customXml/itemProps4.xml><?xml version="1.0" encoding="utf-8"?>
+<file path=customXml/itemProps3.xml><?xml version="1.0" encoding="utf-8"?>
 <ds:datastoreItem xmlns:ds="http://schemas.openxmlformats.org/officeDocument/2006/customXml" ds:itemID="{9A5944EA-F246-490C-A5FA-8E28E996D688}">
   <ds:schemaRefs>
     <ds:schemaRef ds:uri="http://schemas.microsoft.com/office/2006/metadata/contentType"/>
@@ -5255,4 +5460,12 @@
     <ds:schemaRef ds:uri="http://schemas.microsoft.com/internal/obd"/>
   </ds:schemaRefs>
 </ds:datastoreItem>
+</file>
+
+<file path=customXml/itemProps4.xml><?xml version="1.0" encoding="utf-8"?>
+<ds:datastoreItem xmlns:ds="http://schemas.openxmlformats.org/officeDocument/2006/customXml" ds:itemID="{7760F801-1A77-46D0-90E7-CF8668A5B6AD}">
+  <ds:schemaRefs>
+    <ds:schemaRef ds:uri="http://schemas.openxmlformats.org/officeDocument/2006/bibliography"/>
+  </ds:schemaRefs>
+</ds:datastoreItem>
 </file>
--- a/2. Modelo inicial JEC.docx
+++ b/2. Modelo inicial JEC.docx
@@ -773,7 +773,27 @@
           <w:sz w:val="22"/>
           <w:szCs w:val="22"/>
         </w:rPr>
-        <w:t xml:space="preserve"> § 1º  Somente serão admitidas a propor ação perante o Juizado Especial: </w:t>
+        <w:t xml:space="preserve"> § 1</w:t>
+      </w:r>
+      <w:proofErr w:type="gramStart"/>
+      <w:r>
+        <w:rPr>
+          <w:rFonts w:ascii="Garamond" w:eastAsia="Garamond" w:hAnsi="Garamond" w:cs="Garamond"/>
+          <w:color w:val="000000" w:themeColor="text1"/>
+          <w:sz w:val="22"/>
+          <w:szCs w:val="22"/>
+        </w:rPr>
+        <w:t>º  Somente</w:t>
+      </w:r>
+      <w:proofErr w:type="gramEnd"/>
+      <w:r>
+        <w:rPr>
+          <w:rFonts w:ascii="Garamond" w:eastAsia="Garamond" w:hAnsi="Garamond" w:cs="Garamond"/>
+          <w:color w:val="000000" w:themeColor="text1"/>
+          <w:sz w:val="22"/>
+          <w:szCs w:val="22"/>
+        </w:rPr>
+        <w:t xml:space="preserve"> serão admitidas a propor ação perante o Juizado Especial: </w:t>
       </w:r>
     </w:p>
     <w:p>
@@ -796,7 +816,33 @@
           <w:szCs w:val="22"/>
           <w:u w:val="single"/>
         </w:rPr>
-        <w:t xml:space="preserve"> II - as pessoas enquadradas como microempreendedores individuais, microempresas e empresas de pequeno porte na forma da Lei Complementar no 123, de 14 de dezembro de 2006.</w:t>
+        <w:t xml:space="preserve"> II - </w:t>
+      </w:r>
+      <w:proofErr w:type="gramStart"/>
+      <w:r>
+        <w:rPr>
+          <w:rFonts w:ascii="Garamond" w:eastAsia="Garamond" w:hAnsi="Garamond" w:cs="Garamond"/>
+          <w:b/>
+          <w:bCs/>
+          <w:color w:val="000000" w:themeColor="text1"/>
+          <w:sz w:val="22"/>
+          <w:szCs w:val="22"/>
+          <w:u w:val="single"/>
+        </w:rPr>
+        <w:t>as</w:t>
+      </w:r>
+      <w:proofErr w:type="gramEnd"/>
+      <w:r>
+        <w:rPr>
+          <w:rFonts w:ascii="Garamond" w:eastAsia="Garamond" w:hAnsi="Garamond" w:cs="Garamond"/>
+          <w:b/>
+          <w:bCs/>
+          <w:color w:val="000000" w:themeColor="text1"/>
+          <w:sz w:val="22"/>
+          <w:szCs w:val="22"/>
+          <w:u w:val="single"/>
+        </w:rPr>
+        <w:t xml:space="preserve"> pessoas enquadradas como microempreendedores individuais, microempresas e empresas de pequeno porte na forma da Lei Complementar no 123, de 14 de dezembro de 2006.</w:t>
       </w:r>
       <w:r>
         <w:rPr>
@@ -1007,15 +1053,15 @@
         </w:numPr>
         <w:spacing w:before="100" w:beforeAutospacing="1" w:after="100" w:afterAutospacing="1" w:line="240" w:lineRule="auto"/>
         <w:rPr>
-          <w:rFonts w:ascii="Times New Roman" w:eastAsia="Times New Roman" w:hAnsi="Times New Roman" w:cs="Times New Roman"/>
-          <w:kern w:val="0"/>
-          <w:lang w:eastAsia="pt-BR"/>
-          <w14:ligatures w14:val="none"/>
-        </w:rPr>
-      </w:pPr>
-      <w:r>
-        <w:rPr>
-          <w:rFonts w:ascii="Times New Roman" w:eastAsia="Times New Roman" w:hAnsi="Times New Roman" w:cs="Times New Roman"/>
+          <w:rFonts w:ascii="Garamond" w:eastAsia="Times New Roman" w:hAnsi="Garamond" w:cs="Times New Roman"/>
+          <w:kern w:val="0"/>
+          <w:lang w:eastAsia="pt-BR"/>
+          <w14:ligatures w14:val="none"/>
+        </w:rPr>
+      </w:pPr>
+      <w:r>
+        <w:rPr>
+          <w:rFonts w:ascii="Garamond" w:eastAsia="Times New Roman" w:hAnsi="Garamond" w:cs="Times New Roman"/>
           <w:kern w:val="0"/>
           <w:lang w:eastAsia="pt-BR"/>
           <w14:ligatures w14:val="none"/>
@@ -1032,15 +1078,15 @@
         </w:numPr>
         <w:spacing w:before="100" w:beforeAutospacing="1" w:after="100" w:afterAutospacing="1" w:line="240" w:lineRule="auto"/>
         <w:rPr>
-          <w:rFonts w:ascii="Times New Roman" w:eastAsia="Times New Roman" w:hAnsi="Times New Roman" w:cs="Times New Roman"/>
-          <w:kern w:val="0"/>
-          <w:lang w:eastAsia="pt-BR"/>
-          <w14:ligatures w14:val="none"/>
-        </w:rPr>
-      </w:pPr>
-      <w:r>
-        <w:rPr>
-          <w:rFonts w:ascii="Times New Roman" w:eastAsia="Times New Roman" w:hAnsi="Times New Roman" w:cs="Times New Roman"/>
+          <w:rFonts w:ascii="Garamond" w:eastAsia="Times New Roman" w:hAnsi="Garamond" w:cs="Times New Roman"/>
+          <w:kern w:val="0"/>
+          <w:lang w:eastAsia="pt-BR"/>
+          <w14:ligatures w14:val="none"/>
+        </w:rPr>
+      </w:pPr>
+      <w:r>
+        <w:rPr>
+          <w:rFonts w:ascii="Garamond" w:eastAsia="Times New Roman" w:hAnsi="Garamond" w:cs="Times New Roman"/>
           <w:kern w:val="0"/>
           <w:lang w:eastAsia="pt-BR"/>
           <w14:ligatures w14:val="none"/>
@@ -1057,26 +1103,25 @@
         </w:numPr>
         <w:spacing w:before="100" w:beforeAutospacing="1" w:after="100" w:afterAutospacing="1" w:line="240" w:lineRule="auto"/>
         <w:rPr>
-          <w:rFonts w:ascii="Times New Roman" w:eastAsia="Times New Roman" w:hAnsi="Times New Roman" w:cs="Times New Roman"/>
-          <w:kern w:val="0"/>
-          <w:lang w:eastAsia="pt-BR"/>
-          <w14:ligatures w14:val="none"/>
-        </w:rPr>
-      </w:pPr>
-      <w:r>
-        <w:rPr>
-          <w:rFonts w:ascii="Times New Roman" w:eastAsia="Times New Roman" w:hAnsi="Times New Roman" w:cs="Times New Roman"/>
-          <w:kern w:val="0"/>
-          <w:lang w:eastAsia="pt-BR"/>
-          <w14:ligatures w14:val="none"/>
-        </w:rPr>
-        <w:lastRenderedPageBreak/>
+          <w:rFonts w:ascii="Garamond" w:eastAsia="Times New Roman" w:hAnsi="Garamond" w:cs="Times New Roman"/>
+          <w:kern w:val="0"/>
+          <w:lang w:eastAsia="pt-BR"/>
+          <w14:ligatures w14:val="none"/>
+        </w:rPr>
+      </w:pPr>
+      <w:r>
+        <w:rPr>
+          <w:rFonts w:ascii="Garamond" w:eastAsia="Times New Roman" w:hAnsi="Garamond" w:cs="Times New Roman"/>
+          <w:kern w:val="0"/>
+          <w:lang w:eastAsia="pt-BR"/>
+          <w14:ligatures w14:val="none"/>
+        </w:rPr>
         <w:t xml:space="preserve">Subsidiariamente, caso infrutífera a penhora online, seja procedida a penhora e avaliação de tantos bens quantos bastem para a garantia da execução, nos termos dos </w:t>
       </w:r>
       <w:proofErr w:type="spellStart"/>
       <w:r>
         <w:rPr>
-          <w:rFonts w:ascii="Times New Roman" w:eastAsia="Times New Roman" w:hAnsi="Times New Roman" w:cs="Times New Roman"/>
+          <w:rFonts w:ascii="Garamond" w:eastAsia="Times New Roman" w:hAnsi="Garamond" w:cs="Times New Roman"/>
           <w:kern w:val="0"/>
           <w:lang w:eastAsia="pt-BR"/>
           <w14:ligatures w14:val="none"/>
@@ -1086,7 +1131,7 @@
       <w:proofErr w:type="spellEnd"/>
       <w:r>
         <w:rPr>
-          <w:rFonts w:ascii="Times New Roman" w:eastAsia="Times New Roman" w:hAnsi="Times New Roman" w:cs="Times New Roman"/>
+          <w:rFonts w:ascii="Garamond" w:eastAsia="Times New Roman" w:hAnsi="Garamond" w:cs="Times New Roman"/>
           <w:kern w:val="0"/>
           <w:lang w:eastAsia="pt-BR"/>
           <w14:ligatures w14:val="none"/>
@@ -1103,19 +1148,20 @@
         </w:numPr>
         <w:spacing w:before="100" w:beforeAutospacing="1" w:after="100" w:afterAutospacing="1" w:line="240" w:lineRule="auto"/>
         <w:rPr>
-          <w:rFonts w:ascii="Times New Roman" w:eastAsia="Times New Roman" w:hAnsi="Times New Roman" w:cs="Times New Roman"/>
-          <w:kern w:val="0"/>
-          <w:lang w:eastAsia="pt-BR"/>
-          <w14:ligatures w14:val="none"/>
-        </w:rPr>
-      </w:pPr>
-      <w:r>
-        <w:rPr>
-          <w:rFonts w:ascii="Times New Roman" w:eastAsia="Times New Roman" w:hAnsi="Times New Roman" w:cs="Times New Roman"/>
-          <w:kern w:val="0"/>
-          <w:lang w:eastAsia="pt-BR"/>
-          <w14:ligatures w14:val="none"/>
-        </w:rPr>
+          <w:rFonts w:ascii="Garamond" w:eastAsia="Times New Roman" w:hAnsi="Garamond" w:cs="Times New Roman"/>
+          <w:kern w:val="0"/>
+          <w:lang w:eastAsia="pt-BR"/>
+          <w14:ligatures w14:val="none"/>
+        </w:rPr>
+      </w:pPr>
+      <w:r>
+        <w:rPr>
+          <w:rFonts w:ascii="Garamond" w:eastAsia="Times New Roman" w:hAnsi="Garamond" w:cs="Times New Roman"/>
+          <w:kern w:val="0"/>
+          <w:lang w:eastAsia="pt-BR"/>
+          <w14:ligatures w14:val="none"/>
+        </w:rPr>
+        <w:lastRenderedPageBreak/>
         <w:t>[BENS_PENHORA]</w:t>
       </w:r>
     </w:p>
@@ -1128,15 +1174,15 @@
         </w:numPr>
         <w:spacing w:before="100" w:beforeAutospacing="1" w:after="100" w:afterAutospacing="1" w:line="240" w:lineRule="auto"/>
         <w:rPr>
-          <w:rFonts w:ascii="Times New Roman" w:eastAsia="Times New Roman" w:hAnsi="Times New Roman" w:cs="Times New Roman"/>
-          <w:kern w:val="0"/>
-          <w:lang w:eastAsia="pt-BR"/>
-          <w14:ligatures w14:val="none"/>
-        </w:rPr>
-      </w:pPr>
-      <w:r>
-        <w:rPr>
-          <w:rFonts w:ascii="Times New Roman" w:eastAsia="Times New Roman" w:hAnsi="Times New Roman" w:cs="Times New Roman"/>
+          <w:rFonts w:ascii="Garamond" w:eastAsia="Times New Roman" w:hAnsi="Garamond" w:cs="Times New Roman"/>
+          <w:kern w:val="0"/>
+          <w:lang w:eastAsia="pt-BR"/>
+          <w14:ligatures w14:val="none"/>
+        </w:rPr>
+      </w:pPr>
+      <w:r>
+        <w:rPr>
+          <w:rFonts w:ascii="Garamond" w:eastAsia="Times New Roman" w:hAnsi="Garamond" w:cs="Times New Roman"/>
           <w:kern w:val="0"/>
           <w:lang w:eastAsia="pt-BR"/>
           <w14:ligatures w14:val="none"/>
@@ -1153,15 +1199,15 @@
         </w:numPr>
         <w:spacing w:before="100" w:beforeAutospacing="1" w:after="100" w:afterAutospacing="1" w:line="240" w:lineRule="auto"/>
         <w:rPr>
-          <w:rFonts w:ascii="Times New Roman" w:eastAsia="Times New Roman" w:hAnsi="Times New Roman" w:cs="Times New Roman"/>
-          <w:kern w:val="0"/>
-          <w:lang w:eastAsia="pt-BR"/>
-          <w14:ligatures w14:val="none"/>
-        </w:rPr>
-      </w:pPr>
-      <w:r>
-        <w:rPr>
-          <w:rFonts w:ascii="Times New Roman" w:eastAsia="Times New Roman" w:hAnsi="Times New Roman" w:cs="Times New Roman"/>
+          <w:rFonts w:ascii="Garamond" w:eastAsia="Times New Roman" w:hAnsi="Garamond" w:cs="Times New Roman"/>
+          <w:kern w:val="0"/>
+          <w:lang w:eastAsia="pt-BR"/>
+          <w14:ligatures w14:val="none"/>
+        </w:rPr>
+      </w:pPr>
+      <w:r>
+        <w:rPr>
+          <w:rFonts w:ascii="Garamond" w:eastAsia="Times New Roman" w:hAnsi="Garamond" w:cs="Times New Roman"/>
           <w:kern w:val="0"/>
           <w:lang w:eastAsia="pt-BR"/>
           <w14:ligatures w14:val="none"/>
@@ -1178,15 +1224,15 @@
         </w:numPr>
         <w:spacing w:before="100" w:beforeAutospacing="1" w:after="100" w:afterAutospacing="1" w:line="240" w:lineRule="auto"/>
         <w:rPr>
-          <w:rFonts w:ascii="Times New Roman" w:eastAsia="Times New Roman" w:hAnsi="Times New Roman" w:cs="Times New Roman"/>
-          <w:kern w:val="0"/>
-          <w:lang w:eastAsia="pt-BR"/>
-          <w14:ligatures w14:val="none"/>
-        </w:rPr>
-      </w:pPr>
-      <w:r>
-        <w:rPr>
-          <w:rFonts w:ascii="Times New Roman" w:eastAsia="Times New Roman" w:hAnsi="Times New Roman" w:cs="Times New Roman"/>
+          <w:rFonts w:ascii="Garamond" w:eastAsia="Times New Roman" w:hAnsi="Garamond" w:cs="Times New Roman"/>
+          <w:kern w:val="0"/>
+          <w:lang w:eastAsia="pt-BR"/>
+          <w14:ligatures w14:val="none"/>
+        </w:rPr>
+      </w:pPr>
+      <w:r>
+        <w:rPr>
+          <w:rFonts w:ascii="Garamond" w:eastAsia="Times New Roman" w:hAnsi="Garamond" w:cs="Times New Roman"/>
           <w:kern w:val="0"/>
           <w:lang w:eastAsia="pt-BR"/>
           <w14:ligatures w14:val="none"/>
@@ -1203,15 +1249,15 @@
         </w:numPr>
         <w:spacing w:before="100" w:beforeAutospacing="1" w:after="100" w:afterAutospacing="1" w:line="240" w:lineRule="auto"/>
         <w:rPr>
-          <w:rFonts w:ascii="Times New Roman" w:eastAsia="Times New Roman" w:hAnsi="Times New Roman" w:cs="Times New Roman"/>
-          <w:kern w:val="0"/>
-          <w:lang w:eastAsia="pt-BR"/>
-          <w14:ligatures w14:val="none"/>
-        </w:rPr>
-      </w:pPr>
-      <w:r>
-        <w:rPr>
-          <w:rFonts w:ascii="Times New Roman" w:eastAsia="Times New Roman" w:hAnsi="Times New Roman" w:cs="Times New Roman"/>
+          <w:rFonts w:ascii="Garamond" w:eastAsia="Times New Roman" w:hAnsi="Garamond" w:cs="Times New Roman"/>
+          <w:kern w:val="0"/>
+          <w:lang w:eastAsia="pt-BR"/>
+          <w14:ligatures w14:val="none"/>
+        </w:rPr>
+      </w:pPr>
+      <w:r>
+        <w:rPr>
+          <w:rFonts w:ascii="Garamond" w:eastAsia="Times New Roman" w:hAnsi="Garamond" w:cs="Times New Roman"/>
           <w:kern w:val="0"/>
           <w:lang w:eastAsia="pt-BR"/>
           <w14:ligatures w14:val="none"/>
@@ -1228,15 +1274,15 @@
         </w:numPr>
         <w:spacing w:before="100" w:beforeAutospacing="1" w:after="100" w:afterAutospacing="1" w:line="240" w:lineRule="auto"/>
         <w:rPr>
-          <w:rFonts w:ascii="Times New Roman" w:eastAsia="Times New Roman" w:hAnsi="Times New Roman" w:cs="Times New Roman"/>
-          <w:kern w:val="0"/>
-          <w:lang w:eastAsia="pt-BR"/>
-          <w14:ligatures w14:val="none"/>
-        </w:rPr>
-      </w:pPr>
-      <w:r>
-        <w:rPr>
-          <w:rFonts w:ascii="Times New Roman" w:eastAsia="Times New Roman" w:hAnsi="Times New Roman" w:cs="Times New Roman"/>
+          <w:rFonts w:ascii="Garamond" w:eastAsia="Times New Roman" w:hAnsi="Garamond" w:cs="Times New Roman"/>
+          <w:kern w:val="0"/>
+          <w:lang w:eastAsia="pt-BR"/>
+          <w14:ligatures w14:val="none"/>
+        </w:rPr>
+      </w:pPr>
+      <w:r>
+        <w:rPr>
+          <w:rFonts w:ascii="Garamond" w:eastAsia="Times New Roman" w:hAnsi="Garamond" w:cs="Times New Roman"/>
           <w:kern w:val="0"/>
           <w:lang w:eastAsia="pt-BR"/>
           <w14:ligatures w14:val="none"/>
@@ -5180,6 +5226,15 @@
 </file>
 
 <file path=customXml/item1.xml><?xml version="1.0" encoding="utf-8"?>
+<?mso-contentType ?>
+<FormTemplates xmlns="http://schemas.microsoft.com/sharepoint/v3/contenttype/forms">
+  <Display>DocumentLibraryForm</Display>
+  <Edit>DocumentLibraryForm</Edit>
+  <New>DocumentLibraryForm</New>
+</FormTemplates>
+</file>
+
+<file path=customXml/item2.xml><?xml version="1.0" encoding="utf-8"?>
 <p:properties xmlns:p="http://schemas.microsoft.com/office/2006/metadata/properties" xmlns:xsi="http://www.w3.org/2001/XMLSchema-instance" xmlns:pc="http://schemas.microsoft.com/office/infopath/2007/PartnerControls">
   <documentManagement>
     <lcf76f155ced4ddcb4097134ff3c332f xmlns="0d169855-4074-4b40-a555-cc8e443ec524">
@@ -5189,16 +5244,11 @@
 </p:properties>
 </file>
 
-<file path=customXml/item2.xml><?xml version="1.0" encoding="utf-8"?>
-<?mso-contentType ?>
-<FormTemplates xmlns="http://schemas.microsoft.com/sharepoint/v3/contenttype/forms">
-  <Display>DocumentLibraryForm</Display>
-  <Edit>DocumentLibraryForm</Edit>
-  <New>DocumentLibraryForm</New>
-</FormTemplates>
+<file path=customXml/item3.xml><?xml version="1.0" encoding="utf-8"?>
+<b:Sources xmlns:b="http://schemas.openxmlformats.org/officeDocument/2006/bibliography" xmlns="http://schemas.openxmlformats.org/officeDocument/2006/bibliography" SelectedStyle="\APASixthEditionOfficeOnline.xsl" StyleName="APA" Version="6"/>
 </file>
 
-<file path=customXml/item3.xml><?xml version="1.0" encoding="utf-8"?>
+<file path=customXml/item4.xml><?xml version="1.0" encoding="utf-8"?>
 <ct:contentTypeSchema xmlns:ct="http://schemas.microsoft.com/office/2006/metadata/contentType" xmlns:ma="http://schemas.microsoft.com/office/2006/metadata/properties/metaAttributes" ct:_="" ma:_="" ma:contentTypeName="Documento" ma:contentTypeID="0x01010065C9C655EADAF9418F88D67127A26767" ma:contentTypeVersion="15" ma:contentTypeDescription="Crie um novo documento." ma:contentTypeScope="" ma:versionID="edc736c6b71544e0e1659af368e569f5">
   <xsd:schema xmlns:xsd="http://www.w3.org/2001/XMLSchema" xmlns:xs="http://www.w3.org/2001/XMLSchema" xmlns:p="http://schemas.microsoft.com/office/2006/metadata/properties" xmlns:ns2="0d169855-4074-4b40-a555-cc8e443ec524" xmlns:ns3="350f0707-6e23-4ccf-a4c5-1d5f96da6201" targetNamespace="http://schemas.microsoft.com/office/2006/metadata/properties" ma:root="true" ma:fieldsID="e77f8d1efa15389e8d5289ac638f63ed" ns2:_="" ns3:_="">
     <xsd:import namespace="0d169855-4074-4b40-a555-cc8e443ec524"/>
@@ -5421,11 +5471,15 @@
 </ct:contentTypeSchema>
 </file>
 
-<file path=customXml/item4.xml><?xml version="1.0" encoding="utf-8"?>
-<b:Sources xmlns:b="http://schemas.openxmlformats.org/officeDocument/2006/bibliography" xmlns="http://schemas.openxmlformats.org/officeDocument/2006/bibliography" SelectedStyle="\APASixthEditionOfficeOnline.xsl" StyleName="APA" Version="6"/>
+<file path=customXml/itemProps1.xml><?xml version="1.0" encoding="utf-8"?>
+<ds:datastoreItem xmlns:ds="http://schemas.openxmlformats.org/officeDocument/2006/customXml" ds:itemID="{95517B4D-1D5D-4374-8EA6-57528775A90E}">
+  <ds:schemaRefs>
+    <ds:schemaRef ds:uri="http://schemas.microsoft.com/sharepoint/v3/contenttype/forms"/>
+  </ds:schemaRefs>
+</ds:datastoreItem>
 </file>
 
-<file path=customXml/itemProps1.xml><?xml version="1.0" encoding="utf-8"?>
+<file path=customXml/itemProps2.xml><?xml version="1.0" encoding="utf-8"?>
 <ds:datastoreItem xmlns:ds="http://schemas.openxmlformats.org/officeDocument/2006/customXml" ds:itemID="{CE4BE6B5-6FEF-4C10-B717-AD9F259E358D}">
   <ds:schemaRefs>
     <ds:schemaRef ds:uri="http://schemas.microsoft.com/office/2006/metadata/properties"/>
@@ -5435,15 +5489,15 @@
 </ds:datastoreItem>
 </file>
 
-<file path=customXml/itemProps2.xml><?xml version="1.0" encoding="utf-8"?>
-<ds:datastoreItem xmlns:ds="http://schemas.openxmlformats.org/officeDocument/2006/customXml" ds:itemID="{95517B4D-1D5D-4374-8EA6-57528775A90E}">
+<file path=customXml/itemProps3.xml><?xml version="1.0" encoding="utf-8"?>
+<ds:datastoreItem xmlns:ds="http://schemas.openxmlformats.org/officeDocument/2006/customXml" ds:itemID="{7760F801-1A77-46D0-90E7-CF8668A5B6AD}">
   <ds:schemaRefs>
-    <ds:schemaRef ds:uri="http://schemas.microsoft.com/sharepoint/v3/contenttype/forms"/>
+    <ds:schemaRef ds:uri="http://schemas.openxmlformats.org/officeDocument/2006/bibliography"/>
   </ds:schemaRefs>
 </ds:datastoreItem>
 </file>
 
-<file path=customXml/itemProps3.xml><?xml version="1.0" encoding="utf-8"?>
+<file path=customXml/itemProps4.xml><?xml version="1.0" encoding="utf-8"?>
 <ds:datastoreItem xmlns:ds="http://schemas.openxmlformats.org/officeDocument/2006/customXml" ds:itemID="{9A5944EA-F246-490C-A5FA-8E28E996D688}">
   <ds:schemaRefs>
     <ds:schemaRef ds:uri="http://schemas.microsoft.com/office/2006/metadata/contentType"/>
@@ -5460,12 +5514,4 @@
     <ds:schemaRef ds:uri="http://schemas.microsoft.com/internal/obd"/>
   </ds:schemaRefs>
 </ds:datastoreItem>
-</file>
-
-<file path=customXml/itemProps4.xml><?xml version="1.0" encoding="utf-8"?>
-<ds:datastoreItem xmlns:ds="http://schemas.openxmlformats.org/officeDocument/2006/customXml" ds:itemID="{7760F801-1A77-46D0-90E7-CF8668A5B6AD}">
-  <ds:schemaRefs>
-    <ds:schemaRef ds:uri="http://schemas.openxmlformats.org/officeDocument/2006/bibliography"/>
-  </ds:schemaRefs>
-</ds:datastoreItem>
 </file>